--- a/Threnody of Crashing Waves/German/scripts/Deluge_Steam_Page.docx
+++ b/Threnody of Crashing Waves/German/scripts/Deluge_Steam_Page.docx
@@ -4,7 +4,6 @@
   <w:body>
     <w:p>
       <w:pPr>
-        <w:widowControl w:val="false"/>
         <w:suppressAutoHyphens w:val="true"/>
         <w:spacing w:before="0" w:after="140" w:line="276"/>
         <w:ind w:right="0" w:left="0" w:firstLine="0"/>
@@ -32,7 +31,6 @@
     </w:p>
     <w:p>
       <w:pPr>
-        <w:widowControl w:val="false"/>
         <w:suppressAutoHyphens w:val="true"/>
         <w:spacing w:before="0" w:after="140" w:line="276"/>
         <w:ind w:right="0" w:left="0" w:firstLine="0"/>
@@ -60,7 +58,6 @@
     </w:p>
     <w:p>
       <w:pPr>
-        <w:widowControl w:val="false"/>
         <w:suppressAutoHyphens w:val="true"/>
         <w:spacing w:before="0" w:after="140" w:line="276"/>
         <w:ind w:right="0" w:left="0" w:firstLine="0"/>
@@ -88,7 +85,6 @@
     </w:p>
     <w:p>
       <w:pPr>
-        <w:widowControl w:val="false"/>
         <w:suppressAutoHyphens w:val="true"/>
         <w:spacing w:before="0" w:after="140" w:line="276"/>
         <w:ind w:right="0" w:left="0" w:firstLine="0"/>
@@ -105,7 +101,6 @@
     </w:p>
     <w:p>
       <w:pPr>
-        <w:widowControl w:val="false"/>
         <w:suppressAutoHyphens w:val="true"/>
         <w:spacing w:before="0" w:after="140" w:line="276"/>
         <w:ind w:right="0" w:left="0" w:firstLine="0"/>
@@ -133,24 +128,22 @@
     </w:p>
     <w:p>
       <w:pPr>
-        <w:widowControl w:val="false"/>
-        <w:suppressAutoHyphens w:val="true"/>
-        <w:spacing w:before="0" w:after="140" w:line="276"/>
-        <w:ind w:right="0" w:left="0" w:firstLine="0"/>
-        <w:jc w:val="left"/>
-        <w:rPr>
-          <w:rFonts w:ascii="Calibri" w:hAnsi="Calibri" w:cs="Calibri" w:eastAsia="Calibri"/>
-          <w:color w:val="000000"/>
-          <w:spacing w:val="0"/>
-          <w:position w:val="0"/>
-          <w:sz w:val="24"/>
-          <w:shd w:fill="auto" w:val="clear"/>
-        </w:rPr>
-      </w:pPr>
-    </w:p>
-    <w:p>
-      <w:pPr>
-        <w:widowControl w:val="false"/>
+        <w:suppressAutoHyphens w:val="true"/>
+        <w:spacing w:before="0" w:after="140" w:line="276"/>
+        <w:ind w:right="0" w:left="0" w:firstLine="0"/>
+        <w:jc w:val="left"/>
+        <w:rPr>
+          <w:rFonts w:ascii="Calibri" w:hAnsi="Calibri" w:cs="Calibri" w:eastAsia="Calibri"/>
+          <w:color w:val="000000"/>
+          <w:spacing w:val="0"/>
+          <w:position w:val="0"/>
+          <w:sz w:val="24"/>
+          <w:shd w:fill="auto" w:val="clear"/>
+        </w:rPr>
+      </w:pPr>
+    </w:p>
+    <w:p>
+      <w:pPr>
         <w:suppressAutoHyphens w:val="true"/>
         <w:spacing w:before="0" w:after="140" w:line="276"/>
         <w:ind w:right="0" w:left="0" w:firstLine="0"/>
@@ -178,7 +171,6 @@
     </w:p>
     <w:p>
       <w:pPr>
-        <w:widowControl w:val="false"/>
         <w:suppressAutoHyphens w:val="true"/>
         <w:spacing w:before="0" w:after="140" w:line="276"/>
         <w:ind w:right="0" w:left="0" w:firstLine="0"/>
@@ -206,24 +198,22 @@
     </w:p>
     <w:p>
       <w:pPr>
-        <w:widowControl w:val="false"/>
-        <w:suppressAutoHyphens w:val="true"/>
-        <w:spacing w:before="0" w:after="140" w:line="276"/>
-        <w:ind w:right="0" w:left="0" w:firstLine="0"/>
-        <w:jc w:val="left"/>
-        <w:rPr>
-          <w:rFonts w:ascii="Calibri" w:hAnsi="Calibri" w:cs="Calibri" w:eastAsia="Calibri"/>
-          <w:color w:val="000000"/>
-          <w:spacing w:val="0"/>
-          <w:position w:val="0"/>
-          <w:sz w:val="24"/>
-          <w:shd w:fill="auto" w:val="clear"/>
-        </w:rPr>
-      </w:pPr>
-    </w:p>
-    <w:p>
-      <w:pPr>
-        <w:widowControl w:val="false"/>
+        <w:suppressAutoHyphens w:val="true"/>
+        <w:spacing w:before="0" w:after="140" w:line="276"/>
+        <w:ind w:right="0" w:left="0" w:firstLine="0"/>
+        <w:jc w:val="left"/>
+        <w:rPr>
+          <w:rFonts w:ascii="Calibri" w:hAnsi="Calibri" w:cs="Calibri" w:eastAsia="Calibri"/>
+          <w:color w:val="000000"/>
+          <w:spacing w:val="0"/>
+          <w:position w:val="0"/>
+          <w:sz w:val="24"/>
+          <w:shd w:fill="auto" w:val="clear"/>
+        </w:rPr>
+      </w:pPr>
+    </w:p>
+    <w:p>
+      <w:pPr>
         <w:suppressAutoHyphens w:val="true"/>
         <w:spacing w:before="0" w:after="140" w:line="276"/>
         <w:ind w:right="0" w:left="0" w:firstLine="0"/>
@@ -251,24 +241,22 @@
     </w:p>
     <w:p>
       <w:pPr>
-        <w:widowControl w:val="false"/>
-        <w:suppressAutoHyphens w:val="true"/>
-        <w:spacing w:before="0" w:after="140" w:line="276"/>
-        <w:ind w:right="0" w:left="0" w:firstLine="0"/>
-        <w:jc w:val="left"/>
-        <w:rPr>
-          <w:rFonts w:ascii="Calibri" w:hAnsi="Calibri" w:cs="Calibri" w:eastAsia="Calibri"/>
-          <w:color w:val="000000"/>
-          <w:spacing w:val="0"/>
-          <w:position w:val="0"/>
-          <w:sz w:val="24"/>
-          <w:shd w:fill="auto" w:val="clear"/>
-        </w:rPr>
-      </w:pPr>
-    </w:p>
-    <w:p>
-      <w:pPr>
-        <w:widowControl w:val="false"/>
+        <w:suppressAutoHyphens w:val="true"/>
+        <w:spacing w:before="0" w:after="140" w:line="276"/>
+        <w:ind w:right="0" w:left="0" w:firstLine="0"/>
+        <w:jc w:val="left"/>
+        <w:rPr>
+          <w:rFonts w:ascii="Calibri" w:hAnsi="Calibri" w:cs="Calibri" w:eastAsia="Calibri"/>
+          <w:color w:val="000000"/>
+          <w:spacing w:val="0"/>
+          <w:position w:val="0"/>
+          <w:sz w:val="24"/>
+          <w:shd w:fill="auto" w:val="clear"/>
+        </w:rPr>
+      </w:pPr>
+    </w:p>
+    <w:p>
+      <w:pPr>
         <w:suppressAutoHyphens w:val="true"/>
         <w:spacing w:before="0" w:after="140" w:line="276"/>
         <w:ind w:right="0" w:left="0" w:firstLine="0"/>
@@ -322,7 +310,6 @@
     </w:p>
     <w:p>
       <w:pPr>
-        <w:widowControl w:val="false"/>
         <w:suppressAutoHyphens w:val="true"/>
         <w:spacing w:before="0" w:after="140" w:line="276"/>
         <w:ind w:right="0" w:left="0" w:firstLine="0"/>
@@ -358,7 +345,19 @@
           <w:sz w:val="24"/>
           <w:shd w:fill="auto" w:val="clear"/>
         </w:rPr>
-        <w:t xml:space="preserve">— seine Reben werden eine berauschende Frucht hervorbringen!</w:t>
+        <w:t xml:space="preserve">—</w:t>
+      </w:r>
+      <w:r>
+        <w:rPr>
+          <w:rFonts w:ascii="Calibri" w:hAnsi="Calibri" w:cs="Calibri" w:eastAsia="Calibri"/>
+          <w:i/>
+          <w:color w:val="000000"/>
+          <w:spacing w:val="0"/>
+          <w:position w:val="0"/>
+          <w:sz w:val="24"/>
+          <w:shd w:fill="auto" w:val="clear"/>
+        </w:rPr>
+        <w:t xml:space="preserve"> seine Reben werden eine berauschende Frucht hervorbringen!</w:t>
       </w:r>
       <w:r>
         <w:rPr>
@@ -376,7 +375,6 @@
     </w:p>
     <w:p>
       <w:pPr>
-        <w:widowControl w:val="false"/>
         <w:suppressAutoHyphens w:val="true"/>
         <w:spacing w:before="0" w:after="140" w:line="276"/>
         <w:ind w:right="0" w:left="0" w:firstLine="0"/>
@@ -407,7 +405,6 @@
     </w:p>
     <w:p>
       <w:pPr>
-        <w:widowControl w:val="false"/>
         <w:suppressAutoHyphens w:val="true"/>
         <w:spacing w:before="0" w:after="140" w:line="276"/>
         <w:ind w:right="0" w:left="0" w:firstLine="0"/>
@@ -438,7 +435,6 @@
     </w:p>
     <w:p>
       <w:pPr>
-        <w:widowControl w:val="false"/>
         <w:suppressAutoHyphens w:val="true"/>
         <w:spacing w:before="0" w:after="140" w:line="276"/>
         <w:ind w:right="0" w:left="0" w:firstLine="0"/>
@@ -466,24 +462,22 @@
     </w:p>
     <w:p>
       <w:pPr>
-        <w:widowControl w:val="false"/>
-        <w:suppressAutoHyphens w:val="true"/>
-        <w:spacing w:before="0" w:after="140" w:line="276"/>
-        <w:ind w:right="0" w:left="0" w:firstLine="0"/>
-        <w:jc w:val="left"/>
-        <w:rPr>
-          <w:rFonts w:ascii="Calibri" w:hAnsi="Calibri" w:cs="Calibri" w:eastAsia="Calibri"/>
-          <w:color w:val="000000"/>
-          <w:spacing w:val="0"/>
-          <w:position w:val="0"/>
-          <w:sz w:val="24"/>
-          <w:shd w:fill="auto" w:val="clear"/>
-        </w:rPr>
-      </w:pPr>
-    </w:p>
-    <w:p>
-      <w:pPr>
-        <w:widowControl w:val="false"/>
+        <w:suppressAutoHyphens w:val="true"/>
+        <w:spacing w:before="0" w:after="140" w:line="276"/>
+        <w:ind w:right="0" w:left="0" w:firstLine="0"/>
+        <w:jc w:val="left"/>
+        <w:rPr>
+          <w:rFonts w:ascii="Calibri" w:hAnsi="Calibri" w:cs="Calibri" w:eastAsia="Calibri"/>
+          <w:color w:val="000000"/>
+          <w:spacing w:val="0"/>
+          <w:position w:val="0"/>
+          <w:sz w:val="24"/>
+          <w:shd w:fill="auto" w:val="clear"/>
+        </w:rPr>
+      </w:pPr>
+    </w:p>
+    <w:p>
+      <w:pPr>
         <w:suppressAutoHyphens w:val="true"/>
         <w:spacing w:before="0" w:after="140" w:line="276"/>
         <w:ind w:right="0" w:left="0" w:firstLine="0"/>
@@ -511,24 +505,22 @@
     </w:p>
     <w:p>
       <w:pPr>
-        <w:widowControl w:val="false"/>
-        <w:suppressAutoHyphens w:val="true"/>
-        <w:spacing w:before="0" w:after="140" w:line="276"/>
-        <w:ind w:right="0" w:left="0" w:firstLine="0"/>
-        <w:jc w:val="left"/>
-        <w:rPr>
-          <w:rFonts w:ascii="Calibri" w:hAnsi="Calibri" w:cs="Calibri" w:eastAsia="Calibri"/>
-          <w:color w:val="000000"/>
-          <w:spacing w:val="0"/>
-          <w:position w:val="0"/>
-          <w:sz w:val="24"/>
-          <w:shd w:fill="auto" w:val="clear"/>
-        </w:rPr>
-      </w:pPr>
-    </w:p>
-    <w:p>
-      <w:pPr>
-        <w:widowControl w:val="false"/>
+        <w:suppressAutoHyphens w:val="true"/>
+        <w:spacing w:before="0" w:after="140" w:line="276"/>
+        <w:ind w:right="0" w:left="0" w:firstLine="0"/>
+        <w:jc w:val="left"/>
+        <w:rPr>
+          <w:rFonts w:ascii="Calibri" w:hAnsi="Calibri" w:cs="Calibri" w:eastAsia="Calibri"/>
+          <w:color w:val="000000"/>
+          <w:spacing w:val="0"/>
+          <w:position w:val="0"/>
+          <w:sz w:val="24"/>
+          <w:shd w:fill="auto" w:val="clear"/>
+        </w:rPr>
+      </w:pPr>
+    </w:p>
+    <w:p>
+      <w:pPr>
         <w:suppressAutoHyphens w:val="true"/>
         <w:spacing w:before="0" w:after="140" w:line="276"/>
         <w:ind w:right="0" w:left="0" w:firstLine="0"/>
@@ -556,7 +548,6 @@
     </w:p>
     <w:p>
       <w:pPr>
-        <w:widowControl w:val="false"/>
         <w:suppressAutoHyphens w:val="true"/>
         <w:spacing w:before="0" w:after="140" w:line="276"/>
         <w:ind w:right="0" w:left="0" w:firstLine="0"/>
@@ -584,7 +575,6 @@
     </w:p>
     <w:p>
       <w:pPr>
-        <w:widowControl w:val="false"/>
         <w:suppressAutoHyphens w:val="true"/>
         <w:spacing w:before="0" w:after="140" w:line="276"/>
         <w:ind w:right="0" w:left="0" w:firstLine="0"/>
@@ -613,7 +603,6 @@
     </w:p>
     <w:p>
       <w:pPr>
-        <w:widowControl w:val="false"/>
         <w:suppressAutoHyphens w:val="true"/>
         <w:spacing w:before="0" w:after="140" w:line="276"/>
         <w:ind w:right="0" w:left="0" w:firstLine="0"/>
@@ -657,7 +646,6 @@
     </w:p>
     <w:p>
       <w:pPr>
-        <w:widowControl w:val="false"/>
         <w:suppressAutoHyphens w:val="true"/>
         <w:spacing w:before="0" w:after="140" w:line="276"/>
         <w:ind w:right="0" w:left="0" w:firstLine="0"/>
@@ -699,7 +687,6 @@
     </w:p>
     <w:p>
       <w:pPr>
-        <w:widowControl w:val="false"/>
         <w:suppressAutoHyphens w:val="true"/>
         <w:spacing w:before="0" w:after="140" w:line="276"/>
         <w:ind w:right="0" w:left="0" w:firstLine="0"/>
@@ -727,7 +714,6 @@
     </w:p>
     <w:p>
       <w:pPr>
-        <w:widowControl w:val="false"/>
         <w:suppressAutoHyphens w:val="true"/>
         <w:spacing w:before="0" w:after="140" w:line="276"/>
         <w:ind w:right="0" w:left="0" w:firstLine="0"/>
@@ -756,7 +742,6 @@
     </w:p>
     <w:p>
       <w:pPr>
-        <w:widowControl w:val="false"/>
         <w:suppressAutoHyphens w:val="true"/>
         <w:spacing w:before="0" w:after="140" w:line="276"/>
         <w:ind w:right="0" w:left="0" w:firstLine="0"/>
@@ -800,7 +785,6 @@
     </w:p>
     <w:p>
       <w:pPr>
-        <w:widowControl w:val="false"/>
         <w:suppressAutoHyphens w:val="true"/>
         <w:spacing w:before="0" w:after="140" w:line="276"/>
         <w:ind w:right="0" w:left="0" w:firstLine="0"/>
@@ -842,7 +826,6 @@
     </w:p>
     <w:p>
       <w:pPr>
-        <w:widowControl w:val="false"/>
         <w:suppressAutoHyphens w:val="true"/>
         <w:spacing w:before="0" w:after="140" w:line="276"/>
         <w:ind w:right="0" w:left="0" w:firstLine="0"/>
@@ -873,7 +856,6 @@
     </w:p>
     <w:p>
       <w:pPr>
-        <w:widowControl w:val="false"/>
         <w:suppressAutoHyphens w:val="true"/>
         <w:spacing w:before="0" w:after="140" w:line="276"/>
         <w:ind w:right="0" w:left="0" w:firstLine="0"/>
@@ -941,7 +923,6 @@
     </w:p>
     <w:p>
       <w:pPr>
-        <w:widowControl w:val="false"/>
         <w:suppressAutoHyphens w:val="true"/>
         <w:spacing w:before="0" w:after="140" w:line="276"/>
         <w:ind w:right="0" w:left="0" w:firstLine="0"/>
@@ -1007,7 +988,6 @@
     </w:p>
     <w:p>
       <w:pPr>
-        <w:widowControl w:val="false"/>
         <w:suppressAutoHyphens w:val="true"/>
         <w:spacing w:before="0" w:after="140" w:line="276"/>
         <w:ind w:right="0" w:left="0" w:firstLine="0"/>
@@ -1035,24 +1015,22 @@
     </w:p>
     <w:p>
       <w:pPr>
-        <w:widowControl w:val="false"/>
-        <w:suppressAutoHyphens w:val="true"/>
-        <w:spacing w:before="0" w:after="140" w:line="276"/>
-        <w:ind w:right="0" w:left="0" w:firstLine="0"/>
-        <w:jc w:val="left"/>
-        <w:rPr>
-          <w:rFonts w:ascii="Calibri" w:hAnsi="Calibri" w:cs="Calibri" w:eastAsia="Calibri"/>
-          <w:color w:val="000000"/>
-          <w:spacing w:val="0"/>
-          <w:position w:val="0"/>
-          <w:sz w:val="24"/>
-          <w:shd w:fill="auto" w:val="clear"/>
-        </w:rPr>
-      </w:pPr>
-    </w:p>
-    <w:p>
-      <w:pPr>
-        <w:widowControl w:val="false"/>
+        <w:suppressAutoHyphens w:val="true"/>
+        <w:spacing w:before="0" w:after="140" w:line="276"/>
+        <w:ind w:right="0" w:left="0" w:firstLine="0"/>
+        <w:jc w:val="left"/>
+        <w:rPr>
+          <w:rFonts w:ascii="Calibri" w:hAnsi="Calibri" w:cs="Calibri" w:eastAsia="Calibri"/>
+          <w:color w:val="000000"/>
+          <w:spacing w:val="0"/>
+          <w:position w:val="0"/>
+          <w:sz w:val="24"/>
+          <w:shd w:fill="auto" w:val="clear"/>
+        </w:rPr>
+      </w:pPr>
+    </w:p>
+    <w:p>
+      <w:pPr>
         <w:suppressAutoHyphens w:val="true"/>
         <w:spacing w:before="0" w:after="140" w:line="276"/>
         <w:ind w:right="0" w:left="0" w:firstLine="0"/>
@@ -1080,24 +1058,22 @@
     </w:p>
     <w:p>
       <w:pPr>
-        <w:widowControl w:val="false"/>
-        <w:suppressAutoHyphens w:val="true"/>
-        <w:spacing w:before="0" w:after="140" w:line="276"/>
-        <w:ind w:right="0" w:left="0" w:firstLine="0"/>
-        <w:jc w:val="left"/>
-        <w:rPr>
-          <w:rFonts w:ascii="Calibri" w:hAnsi="Calibri" w:cs="Calibri" w:eastAsia="Calibri"/>
-          <w:color w:val="000000"/>
-          <w:spacing w:val="0"/>
-          <w:position w:val="0"/>
-          <w:sz w:val="24"/>
-          <w:shd w:fill="auto" w:val="clear"/>
-        </w:rPr>
-      </w:pPr>
-    </w:p>
-    <w:p>
-      <w:pPr>
-        <w:widowControl w:val="false"/>
+        <w:suppressAutoHyphens w:val="true"/>
+        <w:spacing w:before="0" w:after="140" w:line="276"/>
+        <w:ind w:right="0" w:left="0" w:firstLine="0"/>
+        <w:jc w:val="left"/>
+        <w:rPr>
+          <w:rFonts w:ascii="Calibri" w:hAnsi="Calibri" w:cs="Calibri" w:eastAsia="Calibri"/>
+          <w:color w:val="000000"/>
+          <w:spacing w:val="0"/>
+          <w:position w:val="0"/>
+          <w:sz w:val="24"/>
+          <w:shd w:fill="auto" w:val="clear"/>
+        </w:rPr>
+      </w:pPr>
+    </w:p>
+    <w:p>
+      <w:pPr>
         <w:suppressAutoHyphens w:val="true"/>
         <w:spacing w:before="0" w:after="140" w:line="276"/>
         <w:ind w:right="0" w:left="0" w:firstLine="0"/>
@@ -1125,7 +1101,6 @@
     </w:p>
     <w:p>
       <w:pPr>
-        <w:widowControl w:val="false"/>
         <w:suppressAutoHyphens w:val="true"/>
         <w:spacing w:before="0" w:after="140" w:line="276"/>
         <w:ind w:right="0" w:left="0" w:firstLine="0"/>
@@ -1153,24 +1128,22 @@
     </w:p>
     <w:p>
       <w:pPr>
-        <w:widowControl w:val="false"/>
-        <w:suppressAutoHyphens w:val="true"/>
-        <w:spacing w:before="0" w:after="140" w:line="276"/>
-        <w:ind w:right="0" w:left="0" w:firstLine="0"/>
-        <w:jc w:val="left"/>
-        <w:rPr>
-          <w:rFonts w:ascii="Calibri" w:hAnsi="Calibri" w:cs="Calibri" w:eastAsia="Calibri"/>
-          <w:color w:val="000000"/>
-          <w:spacing w:val="0"/>
-          <w:position w:val="0"/>
-          <w:sz w:val="24"/>
-          <w:shd w:fill="auto" w:val="clear"/>
-        </w:rPr>
-      </w:pPr>
-    </w:p>
-    <w:p>
-      <w:pPr>
-        <w:widowControl w:val="false"/>
+        <w:suppressAutoHyphens w:val="true"/>
+        <w:spacing w:before="0" w:after="140" w:line="276"/>
+        <w:ind w:right="0" w:left="0" w:firstLine="0"/>
+        <w:jc w:val="left"/>
+        <w:rPr>
+          <w:rFonts w:ascii="Calibri" w:hAnsi="Calibri" w:cs="Calibri" w:eastAsia="Calibri"/>
+          <w:color w:val="000000"/>
+          <w:spacing w:val="0"/>
+          <w:position w:val="0"/>
+          <w:sz w:val="24"/>
+          <w:shd w:fill="auto" w:val="clear"/>
+        </w:rPr>
+      </w:pPr>
+    </w:p>
+    <w:p>
+      <w:pPr>
         <w:suppressAutoHyphens w:val="true"/>
         <w:spacing w:before="0" w:after="140" w:line="276"/>
         <w:ind w:right="0" w:left="0" w:firstLine="0"/>
@@ -1198,7 +1171,6 @@
     </w:p>
     <w:p>
       <w:pPr>
-        <w:widowControl w:val="false"/>
         <w:suppressAutoHyphens w:val="true"/>
         <w:spacing w:before="0" w:after="140" w:line="276"/>
         <w:ind w:right="0" w:left="0" w:firstLine="0"/>
@@ -1226,24 +1198,22 @@
     </w:p>
     <w:p>
       <w:pPr>
-        <w:widowControl w:val="false"/>
-        <w:suppressAutoHyphens w:val="true"/>
-        <w:spacing w:before="0" w:after="140" w:line="276"/>
-        <w:ind w:right="0" w:left="0" w:firstLine="0"/>
-        <w:jc w:val="left"/>
-        <w:rPr>
-          <w:rFonts w:ascii="Calibri" w:hAnsi="Calibri" w:cs="Calibri" w:eastAsia="Calibri"/>
-          <w:color w:val="000000"/>
-          <w:spacing w:val="0"/>
-          <w:position w:val="0"/>
-          <w:sz w:val="24"/>
-          <w:shd w:fill="auto" w:val="clear"/>
-        </w:rPr>
-      </w:pPr>
-    </w:p>
-    <w:p>
-      <w:pPr>
-        <w:widowControl w:val="false"/>
+        <w:suppressAutoHyphens w:val="true"/>
+        <w:spacing w:before="0" w:after="140" w:line="276"/>
+        <w:ind w:right="0" w:left="0" w:firstLine="0"/>
+        <w:jc w:val="left"/>
+        <w:rPr>
+          <w:rFonts w:ascii="Calibri" w:hAnsi="Calibri" w:cs="Calibri" w:eastAsia="Calibri"/>
+          <w:color w:val="000000"/>
+          <w:spacing w:val="0"/>
+          <w:position w:val="0"/>
+          <w:sz w:val="24"/>
+          <w:shd w:fill="auto" w:val="clear"/>
+        </w:rPr>
+      </w:pPr>
+    </w:p>
+    <w:p>
+      <w:pPr>
         <w:suppressAutoHyphens w:val="true"/>
         <w:spacing w:before="0" w:after="140" w:line="276"/>
         <w:ind w:right="0" w:left="0" w:firstLine="0"/>
@@ -1271,24 +1241,22 @@
     </w:p>
     <w:p>
       <w:pPr>
-        <w:widowControl w:val="false"/>
-        <w:suppressAutoHyphens w:val="true"/>
-        <w:spacing w:before="0" w:after="140" w:line="276"/>
-        <w:ind w:right="0" w:left="0" w:firstLine="0"/>
-        <w:jc w:val="left"/>
-        <w:rPr>
-          <w:rFonts w:ascii="Calibri" w:hAnsi="Calibri" w:cs="Calibri" w:eastAsia="Calibri"/>
-          <w:color w:val="000000"/>
-          <w:spacing w:val="0"/>
-          <w:position w:val="0"/>
-          <w:sz w:val="24"/>
-          <w:shd w:fill="auto" w:val="clear"/>
-        </w:rPr>
-      </w:pPr>
-    </w:p>
-    <w:p>
-      <w:pPr>
-        <w:widowControl w:val="false"/>
+        <w:suppressAutoHyphens w:val="true"/>
+        <w:spacing w:before="0" w:after="140" w:line="276"/>
+        <w:ind w:right="0" w:left="0" w:firstLine="0"/>
+        <w:jc w:val="left"/>
+        <w:rPr>
+          <w:rFonts w:ascii="Calibri" w:hAnsi="Calibri" w:cs="Calibri" w:eastAsia="Calibri"/>
+          <w:color w:val="000000"/>
+          <w:spacing w:val="0"/>
+          <w:position w:val="0"/>
+          <w:sz w:val="24"/>
+          <w:shd w:fill="auto" w:val="clear"/>
+        </w:rPr>
+      </w:pPr>
+    </w:p>
+    <w:p>
+      <w:pPr>
         <w:suppressAutoHyphens w:val="true"/>
         <w:spacing w:before="0" w:after="140" w:line="276"/>
         <w:ind w:right="0" w:left="0" w:firstLine="0"/>
@@ -1316,7 +1284,6 @@
     </w:p>
     <w:p>
       <w:pPr>
-        <w:widowControl w:val="false"/>
         <w:suppressAutoHyphens w:val="true"/>
         <w:spacing w:before="0" w:after="140" w:line="276"/>
         <w:ind w:right="0" w:left="0" w:firstLine="0"/>
@@ -1347,7 +1314,6 @@
     </w:p>
     <w:p>
       <w:pPr>
-        <w:widowControl w:val="false"/>
         <w:suppressAutoHyphens w:val="true"/>
         <w:spacing w:before="0" w:after="140" w:line="276"/>
         <w:ind w:right="0" w:left="0" w:firstLine="0"/>
@@ -1375,24 +1341,22 @@
     </w:p>
     <w:p>
       <w:pPr>
-        <w:widowControl w:val="false"/>
-        <w:suppressAutoHyphens w:val="true"/>
-        <w:spacing w:before="0" w:after="140" w:line="276"/>
-        <w:ind w:right="0" w:left="0" w:firstLine="0"/>
-        <w:jc w:val="left"/>
-        <w:rPr>
-          <w:rFonts w:ascii="Calibri" w:hAnsi="Calibri" w:cs="Calibri" w:eastAsia="Calibri"/>
-          <w:color w:val="000000"/>
-          <w:spacing w:val="0"/>
-          <w:position w:val="0"/>
-          <w:sz w:val="24"/>
-          <w:shd w:fill="auto" w:val="clear"/>
-        </w:rPr>
-      </w:pPr>
-    </w:p>
-    <w:p>
-      <w:pPr>
-        <w:widowControl w:val="false"/>
+        <w:suppressAutoHyphens w:val="true"/>
+        <w:spacing w:before="0" w:after="140" w:line="276"/>
+        <w:ind w:right="0" w:left="0" w:firstLine="0"/>
+        <w:jc w:val="left"/>
+        <w:rPr>
+          <w:rFonts w:ascii="Calibri" w:hAnsi="Calibri" w:cs="Calibri" w:eastAsia="Calibri"/>
+          <w:color w:val="000000"/>
+          <w:spacing w:val="0"/>
+          <w:position w:val="0"/>
+          <w:sz w:val="24"/>
+          <w:shd w:fill="auto" w:val="clear"/>
+        </w:rPr>
+      </w:pPr>
+    </w:p>
+    <w:p>
+      <w:pPr>
         <w:suppressAutoHyphens w:val="true"/>
         <w:spacing w:before="0" w:after="140" w:line="276"/>
         <w:ind w:right="0" w:left="0" w:firstLine="0"/>
@@ -1420,24 +1384,22 @@
     </w:p>
     <w:p>
       <w:pPr>
-        <w:widowControl w:val="false"/>
-        <w:suppressAutoHyphens w:val="true"/>
-        <w:spacing w:before="0" w:after="140" w:line="276"/>
-        <w:ind w:right="0" w:left="0" w:firstLine="0"/>
-        <w:jc w:val="left"/>
-        <w:rPr>
-          <w:rFonts w:ascii="Calibri" w:hAnsi="Calibri" w:cs="Calibri" w:eastAsia="Calibri"/>
-          <w:color w:val="000000"/>
-          <w:spacing w:val="0"/>
-          <w:position w:val="0"/>
-          <w:sz w:val="24"/>
-          <w:shd w:fill="auto" w:val="clear"/>
-        </w:rPr>
-      </w:pPr>
-    </w:p>
-    <w:p>
-      <w:pPr>
-        <w:widowControl w:val="false"/>
+        <w:suppressAutoHyphens w:val="true"/>
+        <w:spacing w:before="0" w:after="140" w:line="276"/>
+        <w:ind w:right="0" w:left="0" w:firstLine="0"/>
+        <w:jc w:val="left"/>
+        <w:rPr>
+          <w:rFonts w:ascii="Calibri" w:hAnsi="Calibri" w:cs="Calibri" w:eastAsia="Calibri"/>
+          <w:color w:val="000000"/>
+          <w:spacing w:val="0"/>
+          <w:position w:val="0"/>
+          <w:sz w:val="24"/>
+          <w:shd w:fill="auto" w:val="clear"/>
+        </w:rPr>
+      </w:pPr>
+    </w:p>
+    <w:p>
+      <w:pPr>
         <w:suppressAutoHyphens w:val="true"/>
         <w:spacing w:before="0" w:after="140" w:line="276"/>
         <w:ind w:right="0" w:left="0" w:firstLine="0"/>
@@ -1465,24 +1427,22 @@
     </w:p>
     <w:p>
       <w:pPr>
-        <w:widowControl w:val="false"/>
-        <w:suppressAutoHyphens w:val="true"/>
-        <w:spacing w:before="0" w:after="140" w:line="276"/>
-        <w:ind w:right="0" w:left="0" w:firstLine="0"/>
-        <w:jc w:val="left"/>
-        <w:rPr>
-          <w:rFonts w:ascii="Calibri" w:hAnsi="Calibri" w:cs="Calibri" w:eastAsia="Calibri"/>
-          <w:color w:val="000000"/>
-          <w:spacing w:val="0"/>
-          <w:position w:val="0"/>
-          <w:sz w:val="24"/>
-          <w:shd w:fill="auto" w:val="clear"/>
-        </w:rPr>
-      </w:pPr>
-    </w:p>
-    <w:p>
-      <w:pPr>
-        <w:widowControl w:val="false"/>
+        <w:suppressAutoHyphens w:val="true"/>
+        <w:spacing w:before="0" w:after="140" w:line="276"/>
+        <w:ind w:right="0" w:left="0" w:firstLine="0"/>
+        <w:jc w:val="left"/>
+        <w:rPr>
+          <w:rFonts w:ascii="Calibri" w:hAnsi="Calibri" w:cs="Calibri" w:eastAsia="Calibri"/>
+          <w:color w:val="000000"/>
+          <w:spacing w:val="0"/>
+          <w:position w:val="0"/>
+          <w:sz w:val="24"/>
+          <w:shd w:fill="auto" w:val="clear"/>
+        </w:rPr>
+      </w:pPr>
+    </w:p>
+    <w:p>
+      <w:pPr>
         <w:suppressAutoHyphens w:val="true"/>
         <w:spacing w:before="0" w:after="140" w:line="276"/>
         <w:ind w:right="0" w:left="0" w:firstLine="0"/>
@@ -1512,7 +1472,6 @@
     </w:p>
     <w:p>
       <w:pPr>
-        <w:widowControl w:val="false"/>
         <w:suppressAutoHyphens w:val="true"/>
         <w:spacing w:before="0" w:after="140" w:line="276"/>
         <w:ind w:right="0" w:left="0" w:firstLine="0"/>
@@ -1542,24 +1501,22 @@
     </w:p>
     <w:p>
       <w:pPr>
-        <w:widowControl w:val="false"/>
-        <w:suppressAutoHyphens w:val="true"/>
-        <w:spacing w:before="0" w:after="140" w:line="276"/>
-        <w:ind w:right="0" w:left="0" w:firstLine="0"/>
-        <w:jc w:val="left"/>
-        <w:rPr>
-          <w:rFonts w:ascii="Calibri" w:hAnsi="Calibri" w:cs="Calibri" w:eastAsia="Calibri"/>
-          <w:color w:val="000000"/>
-          <w:spacing w:val="0"/>
-          <w:position w:val="0"/>
-          <w:sz w:val="24"/>
-          <w:shd w:fill="auto" w:val="clear"/>
-        </w:rPr>
-      </w:pPr>
-    </w:p>
-    <w:p>
-      <w:pPr>
-        <w:widowControl w:val="false"/>
+        <w:suppressAutoHyphens w:val="true"/>
+        <w:spacing w:before="0" w:after="140" w:line="276"/>
+        <w:ind w:right="0" w:left="0" w:firstLine="0"/>
+        <w:jc w:val="left"/>
+        <w:rPr>
+          <w:rFonts w:ascii="Calibri" w:hAnsi="Calibri" w:cs="Calibri" w:eastAsia="Calibri"/>
+          <w:color w:val="000000"/>
+          <w:spacing w:val="0"/>
+          <w:position w:val="0"/>
+          <w:sz w:val="24"/>
+          <w:shd w:fill="auto" w:val="clear"/>
+        </w:rPr>
+      </w:pPr>
+    </w:p>
+    <w:p>
+      <w:pPr>
         <w:suppressAutoHyphens w:val="true"/>
         <w:spacing w:before="0" w:after="140" w:line="276"/>
         <w:ind w:right="0" w:left="0" w:firstLine="0"/>
@@ -1589,7 +1546,6 @@
     </w:p>
     <w:p>
       <w:pPr>
-        <w:widowControl w:val="false"/>
         <w:suppressAutoHyphens w:val="true"/>
         <w:spacing w:before="0" w:after="140" w:line="276"/>
         <w:ind w:right="0" w:left="0" w:firstLine="0"/>
@@ -1619,24 +1575,22 @@
     </w:p>
     <w:p>
       <w:pPr>
-        <w:widowControl w:val="false"/>
-        <w:suppressAutoHyphens w:val="true"/>
-        <w:spacing w:before="0" w:after="140" w:line="276"/>
-        <w:ind w:right="0" w:left="0" w:firstLine="0"/>
-        <w:jc w:val="left"/>
-        <w:rPr>
-          <w:rFonts w:ascii="Calibri" w:hAnsi="Calibri" w:cs="Calibri" w:eastAsia="Calibri"/>
-          <w:color w:val="000000"/>
-          <w:spacing w:val="0"/>
-          <w:position w:val="0"/>
-          <w:sz w:val="24"/>
-          <w:shd w:fill="auto" w:val="clear"/>
-        </w:rPr>
-      </w:pPr>
-    </w:p>
-    <w:p>
-      <w:pPr>
-        <w:widowControl w:val="false"/>
+        <w:suppressAutoHyphens w:val="true"/>
+        <w:spacing w:before="0" w:after="140" w:line="276"/>
+        <w:ind w:right="0" w:left="0" w:firstLine="0"/>
+        <w:jc w:val="left"/>
+        <w:rPr>
+          <w:rFonts w:ascii="Calibri" w:hAnsi="Calibri" w:cs="Calibri" w:eastAsia="Calibri"/>
+          <w:color w:val="000000"/>
+          <w:spacing w:val="0"/>
+          <w:position w:val="0"/>
+          <w:sz w:val="24"/>
+          <w:shd w:fill="auto" w:val="clear"/>
+        </w:rPr>
+      </w:pPr>
+    </w:p>
+    <w:p>
+      <w:pPr>
         <w:suppressAutoHyphens w:val="true"/>
         <w:spacing w:before="0" w:after="140" w:line="276"/>
         <w:ind w:right="0" w:left="0" w:firstLine="0"/>
@@ -1664,63 +1618,49 @@
     </w:p>
     <w:p>
       <w:pPr>
-        <w:widowControl w:val="false"/>
-        <w:suppressAutoHyphens w:val="true"/>
-        <w:spacing w:before="0" w:after="140" w:line="276"/>
-        <w:ind w:right="0" w:left="0" w:firstLine="0"/>
-        <w:jc w:val="left"/>
-        <w:rPr>
-          <w:rFonts w:ascii="Calibri" w:hAnsi="Calibri" w:cs="Calibri" w:eastAsia="Calibri"/>
-          <w:color w:val="000000"/>
-          <w:spacing w:val="0"/>
-          <w:position w:val="0"/>
-          <w:sz w:val="24"/>
-          <w:shd w:fill="auto" w:val="clear"/>
-        </w:rPr>
-      </w:pPr>
-      <w:r>
-        <w:rPr>
-          <w:rFonts w:ascii="Calibri" w:hAnsi="Calibri" w:cs="Calibri" w:eastAsia="Calibri"/>
-          <w:color w:val="000000"/>
-          <w:spacing w:val="0"/>
-          <w:position w:val="0"/>
-          <w:sz w:val="24"/>
-          <w:shd w:fill="auto" w:val="clear"/>
-        </w:rPr>
-        <w:t xml:space="preserve">Ein Jahr nach den Ereignissen von </w:t>
-      </w:r>
-      <w:r>
-        <w:rPr>
-          <w:rFonts w:ascii="Calibri" w:hAnsi="Calibri" w:cs="Calibri" w:eastAsia="Calibri"/>
-          <w:color w:val="000000"/>
-          <w:spacing w:val="0"/>
-          <w:position w:val="0"/>
-          <w:sz w:val="24"/>
-          <w:shd w:fill="auto" w:val="clear"/>
-        </w:rPr>
-        <w:t xml:space="preserve">Deluge: Threnody of Crashing Waves haben Abe und Ina beide erfolgreich die High School abgeschlossen. Während Abe Probleme hat, sich mit seinem neuen, ziellosen Keben zurechtzufinden, wird Ina von zyklischen Gedanken geplagt, die sie in eine dunkle Tiefe ziehen.</w:t>
-      </w:r>
-    </w:p>
-    <w:p>
-      <w:pPr>
-        <w:widowControl w:val="false"/>
-        <w:suppressAutoHyphens w:val="true"/>
-        <w:spacing w:before="0" w:after="140" w:line="276"/>
-        <w:ind w:right="0" w:left="0" w:firstLine="0"/>
-        <w:jc w:val="left"/>
-        <w:rPr>
-          <w:rFonts w:ascii="Calibri" w:hAnsi="Calibri" w:cs="Calibri" w:eastAsia="Calibri"/>
-          <w:color w:val="000000"/>
-          <w:spacing w:val="0"/>
-          <w:position w:val="0"/>
-          <w:sz w:val="24"/>
-          <w:shd w:fill="auto" w:val="clear"/>
-        </w:rPr>
-      </w:pPr>
-    </w:p>
-    <w:p>
-      <w:pPr>
-        <w:widowControl w:val="false"/>
+        <w:suppressAutoHyphens w:val="true"/>
+        <w:spacing w:before="0" w:after="140" w:line="276"/>
+        <w:ind w:right="0" w:left="0" w:firstLine="0"/>
+        <w:jc w:val="left"/>
+        <w:rPr>
+          <w:rFonts w:ascii="Calibri" w:hAnsi="Calibri" w:cs="Calibri" w:eastAsia="Calibri"/>
+          <w:color w:val="000000"/>
+          <w:spacing w:val="0"/>
+          <w:position w:val="0"/>
+          <w:sz w:val="24"/>
+          <w:shd w:fill="auto" w:val="clear"/>
+        </w:rPr>
+      </w:pPr>
+      <w:r>
+        <w:rPr>
+          <w:rFonts w:ascii="Calibri" w:hAnsi="Calibri" w:cs="Calibri" w:eastAsia="Calibri"/>
+          <w:color w:val="000000"/>
+          <w:spacing w:val="0"/>
+          <w:position w:val="0"/>
+          <w:sz w:val="24"/>
+          <w:shd w:fill="auto" w:val="clear"/>
+        </w:rPr>
+        <w:t xml:space="preserve">Ein Jahr nach den Ereignissen von Deluge: Threnody of Crashing Waves haben Abe und Ina beide erfolgreich die High School abgeschlossen. Während Abe Probleme hat, sich mit seinem neuen, ziellosen Keben zurechtzufinden, wird Ina von zyklischen Gedanken geplagt, die sie in eine dunkle Tiefe ziehen.</w:t>
+      </w:r>
+    </w:p>
+    <w:p>
+      <w:pPr>
+        <w:suppressAutoHyphens w:val="true"/>
+        <w:spacing w:before="0" w:after="140" w:line="276"/>
+        <w:ind w:right="0" w:left="0" w:firstLine="0"/>
+        <w:jc w:val="left"/>
+        <w:rPr>
+          <w:rFonts w:ascii="Calibri" w:hAnsi="Calibri" w:cs="Calibri" w:eastAsia="Calibri"/>
+          <w:color w:val="000000"/>
+          <w:spacing w:val="0"/>
+          <w:position w:val="0"/>
+          <w:sz w:val="24"/>
+          <w:shd w:fill="auto" w:val="clear"/>
+        </w:rPr>
+      </w:pPr>
+    </w:p>
+    <w:p>
+      <w:pPr>
         <w:suppressAutoHyphens w:val="true"/>
         <w:spacing w:before="0" w:after="140" w:line="276"/>
         <w:ind w:right="0" w:left="0" w:firstLine="0"/>
@@ -1748,24 +1688,22 @@
     </w:p>
     <w:p>
       <w:pPr>
-        <w:widowControl w:val="false"/>
-        <w:suppressAutoHyphens w:val="true"/>
-        <w:spacing w:before="0" w:after="140" w:line="276"/>
-        <w:ind w:right="0" w:left="0" w:firstLine="0"/>
-        <w:jc w:val="left"/>
-        <w:rPr>
-          <w:rFonts w:ascii="Calibri" w:hAnsi="Calibri" w:cs="Calibri" w:eastAsia="Calibri"/>
-          <w:color w:val="000000"/>
-          <w:spacing w:val="0"/>
-          <w:position w:val="0"/>
-          <w:sz w:val="24"/>
-          <w:shd w:fill="auto" w:val="clear"/>
-        </w:rPr>
-      </w:pPr>
-    </w:p>
-    <w:p>
-      <w:pPr>
-        <w:widowControl w:val="false"/>
+        <w:suppressAutoHyphens w:val="true"/>
+        <w:spacing w:before="0" w:after="140" w:line="276"/>
+        <w:ind w:right="0" w:left="0" w:firstLine="0"/>
+        <w:jc w:val="left"/>
+        <w:rPr>
+          <w:rFonts w:ascii="Calibri" w:hAnsi="Calibri" w:cs="Calibri" w:eastAsia="Calibri"/>
+          <w:color w:val="000000"/>
+          <w:spacing w:val="0"/>
+          <w:position w:val="0"/>
+          <w:sz w:val="24"/>
+          <w:shd w:fill="auto" w:val="clear"/>
+        </w:rPr>
+      </w:pPr>
+    </w:p>
+    <w:p>
+      <w:pPr>
         <w:suppressAutoHyphens w:val="true"/>
         <w:spacing w:before="0" w:after="140" w:line="276"/>
         <w:ind w:right="0" w:left="0" w:firstLine="0"/>
@@ -1793,7 +1731,6 @@
     </w:p>
     <w:p>
       <w:pPr>
-        <w:widowControl w:val="false"/>
         <w:suppressAutoHyphens w:val="true"/>
         <w:spacing w:before="0" w:after="140" w:line="276"/>
         <w:ind w:right="0" w:left="0" w:firstLine="0"/>
@@ -1821,24 +1758,22 @@
     </w:p>
     <w:p>
       <w:pPr>
-        <w:widowControl w:val="false"/>
-        <w:suppressAutoHyphens w:val="true"/>
-        <w:spacing w:before="0" w:after="140" w:line="276"/>
-        <w:ind w:right="0" w:left="0" w:firstLine="0"/>
-        <w:jc w:val="left"/>
-        <w:rPr>
-          <w:rFonts w:ascii="Calibri" w:hAnsi="Calibri" w:cs="Calibri" w:eastAsia="Calibri"/>
-          <w:color w:val="000000"/>
-          <w:spacing w:val="0"/>
-          <w:position w:val="0"/>
-          <w:sz w:val="24"/>
-          <w:shd w:fill="auto" w:val="clear"/>
-        </w:rPr>
-      </w:pPr>
-    </w:p>
-    <w:p>
-      <w:pPr>
-        <w:widowControl w:val="false"/>
+        <w:suppressAutoHyphens w:val="true"/>
+        <w:spacing w:before="0" w:after="140" w:line="276"/>
+        <w:ind w:right="0" w:left="0" w:firstLine="0"/>
+        <w:jc w:val="left"/>
+        <w:rPr>
+          <w:rFonts w:ascii="Calibri" w:hAnsi="Calibri" w:cs="Calibri" w:eastAsia="Calibri"/>
+          <w:color w:val="000000"/>
+          <w:spacing w:val="0"/>
+          <w:position w:val="0"/>
+          <w:sz w:val="24"/>
+          <w:shd w:fill="auto" w:val="clear"/>
+        </w:rPr>
+      </w:pPr>
+    </w:p>
+    <w:p>
+      <w:pPr>
         <w:suppressAutoHyphens w:val="true"/>
         <w:spacing w:before="0" w:after="140" w:line="276"/>
         <w:ind w:right="0" w:left="0" w:firstLine="0"/>
@@ -1866,7 +1801,6 @@
     </w:p>
     <w:p>
       <w:pPr>
-        <w:widowControl w:val="false"/>
         <w:suppressAutoHyphens w:val="true"/>
         <w:spacing w:before="0" w:after="140" w:line="276"/>
         <w:ind w:right="0" w:left="0" w:firstLine="0"/>
@@ -1894,24 +1828,22 @@
     </w:p>
     <w:p>
       <w:pPr>
-        <w:widowControl w:val="false"/>
-        <w:suppressAutoHyphens w:val="true"/>
-        <w:spacing w:before="0" w:after="140" w:line="276"/>
-        <w:ind w:right="0" w:left="0" w:firstLine="0"/>
-        <w:jc w:val="left"/>
-        <w:rPr>
-          <w:rFonts w:ascii="Calibri" w:hAnsi="Calibri" w:cs="Calibri" w:eastAsia="Calibri"/>
-          <w:color w:val="000000"/>
-          <w:spacing w:val="0"/>
-          <w:position w:val="0"/>
-          <w:sz w:val="24"/>
-          <w:shd w:fill="auto" w:val="clear"/>
-        </w:rPr>
-      </w:pPr>
-    </w:p>
-    <w:p>
-      <w:pPr>
-        <w:widowControl w:val="false"/>
+        <w:suppressAutoHyphens w:val="true"/>
+        <w:spacing w:before="0" w:after="140" w:line="276"/>
+        <w:ind w:right="0" w:left="0" w:firstLine="0"/>
+        <w:jc w:val="left"/>
+        <w:rPr>
+          <w:rFonts w:ascii="Calibri" w:hAnsi="Calibri" w:cs="Calibri" w:eastAsia="Calibri"/>
+          <w:color w:val="000000"/>
+          <w:spacing w:val="0"/>
+          <w:position w:val="0"/>
+          <w:sz w:val="24"/>
+          <w:shd w:fill="auto" w:val="clear"/>
+        </w:rPr>
+      </w:pPr>
+    </w:p>
+    <w:p>
+      <w:pPr>
         <w:suppressAutoHyphens w:val="true"/>
         <w:spacing w:before="0" w:after="140" w:line="276"/>
         <w:ind w:right="0" w:left="0" w:firstLine="0"/>
@@ -1939,7 +1871,6 @@
     </w:p>
     <w:p>
       <w:pPr>
-        <w:widowControl w:val="false"/>
         <w:suppressAutoHyphens w:val="true"/>
         <w:spacing w:before="0" w:after="140" w:line="276"/>
         <w:ind w:right="0" w:left="0" w:firstLine="0"/>
@@ -1967,24 +1898,22 @@
     </w:p>
     <w:p>
       <w:pPr>
-        <w:widowControl w:val="false"/>
-        <w:suppressAutoHyphens w:val="true"/>
-        <w:spacing w:before="0" w:after="140" w:line="276"/>
-        <w:ind w:right="0" w:left="0" w:firstLine="0"/>
-        <w:jc w:val="left"/>
-        <w:rPr>
-          <w:rFonts w:ascii="Calibri" w:hAnsi="Calibri" w:cs="Calibri" w:eastAsia="Calibri"/>
-          <w:color w:val="000000"/>
-          <w:spacing w:val="0"/>
-          <w:position w:val="0"/>
-          <w:sz w:val="24"/>
-          <w:shd w:fill="auto" w:val="clear"/>
-        </w:rPr>
-      </w:pPr>
-    </w:p>
-    <w:p>
-      <w:pPr>
-        <w:widowControl w:val="false"/>
+        <w:suppressAutoHyphens w:val="true"/>
+        <w:spacing w:before="0" w:after="140" w:line="276"/>
+        <w:ind w:right="0" w:left="0" w:firstLine="0"/>
+        <w:jc w:val="left"/>
+        <w:rPr>
+          <w:rFonts w:ascii="Calibri" w:hAnsi="Calibri" w:cs="Calibri" w:eastAsia="Calibri"/>
+          <w:color w:val="000000"/>
+          <w:spacing w:val="0"/>
+          <w:position w:val="0"/>
+          <w:sz w:val="24"/>
+          <w:shd w:fill="auto" w:val="clear"/>
+        </w:rPr>
+      </w:pPr>
+    </w:p>
+    <w:p>
+      <w:pPr>
         <w:suppressAutoHyphens w:val="true"/>
         <w:spacing w:before="0" w:after="140" w:line="276"/>
         <w:ind w:right="0" w:left="0" w:firstLine="0"/>
@@ -2012,7 +1941,6 @@
     </w:p>
     <w:p>
       <w:pPr>
-        <w:widowControl w:val="false"/>
         <w:suppressAutoHyphens w:val="true"/>
         <w:spacing w:before="0" w:after="140" w:line="276"/>
         <w:ind w:right="0" w:left="0" w:firstLine="0"/>
@@ -2040,24 +1968,22 @@
     </w:p>
     <w:p>
       <w:pPr>
-        <w:widowControl w:val="false"/>
-        <w:suppressAutoHyphens w:val="true"/>
-        <w:spacing w:before="0" w:after="140" w:line="276"/>
-        <w:ind w:right="0" w:left="0" w:firstLine="0"/>
-        <w:jc w:val="left"/>
-        <w:rPr>
-          <w:rFonts w:ascii="Calibri" w:hAnsi="Calibri" w:cs="Calibri" w:eastAsia="Calibri"/>
-          <w:color w:val="000000"/>
-          <w:spacing w:val="0"/>
-          <w:position w:val="0"/>
-          <w:sz w:val="24"/>
-          <w:shd w:fill="auto" w:val="clear"/>
-        </w:rPr>
-      </w:pPr>
-    </w:p>
-    <w:p>
-      <w:pPr>
-        <w:widowControl w:val="false"/>
+        <w:suppressAutoHyphens w:val="true"/>
+        <w:spacing w:before="0" w:after="140" w:line="276"/>
+        <w:ind w:right="0" w:left="0" w:firstLine="0"/>
+        <w:jc w:val="left"/>
+        <w:rPr>
+          <w:rFonts w:ascii="Calibri" w:hAnsi="Calibri" w:cs="Calibri" w:eastAsia="Calibri"/>
+          <w:color w:val="000000"/>
+          <w:spacing w:val="0"/>
+          <w:position w:val="0"/>
+          <w:sz w:val="24"/>
+          <w:shd w:fill="auto" w:val="clear"/>
+        </w:rPr>
+      </w:pPr>
+    </w:p>
+    <w:p>
+      <w:pPr>
         <w:suppressAutoHyphens w:val="true"/>
         <w:spacing w:before="0" w:after="140" w:line="276"/>
         <w:ind w:right="0" w:left="0" w:firstLine="0"/>
@@ -2085,7 +2011,6 @@
     </w:p>
     <w:p>
       <w:pPr>
-        <w:widowControl w:val="false"/>
         <w:suppressAutoHyphens w:val="true"/>
         <w:spacing w:before="0" w:after="140" w:line="276"/>
         <w:ind w:right="0" w:left="0" w:firstLine="0"/>
@@ -2113,24 +2038,22 @@
     </w:p>
     <w:p>
       <w:pPr>
-        <w:widowControl w:val="false"/>
-        <w:suppressAutoHyphens w:val="true"/>
-        <w:spacing w:before="0" w:after="140" w:line="276"/>
-        <w:ind w:right="0" w:left="0" w:firstLine="0"/>
-        <w:jc w:val="left"/>
-        <w:rPr>
-          <w:rFonts w:ascii="Calibri" w:hAnsi="Calibri" w:cs="Calibri" w:eastAsia="Calibri"/>
-          <w:color w:val="000000"/>
-          <w:spacing w:val="0"/>
-          <w:position w:val="0"/>
-          <w:sz w:val="24"/>
-          <w:shd w:fill="auto" w:val="clear"/>
-        </w:rPr>
-      </w:pPr>
-    </w:p>
-    <w:p>
-      <w:pPr>
-        <w:widowControl w:val="false"/>
+        <w:suppressAutoHyphens w:val="true"/>
+        <w:spacing w:before="0" w:after="140" w:line="276"/>
+        <w:ind w:right="0" w:left="0" w:firstLine="0"/>
+        <w:jc w:val="left"/>
+        <w:rPr>
+          <w:rFonts w:ascii="Calibri" w:hAnsi="Calibri" w:cs="Calibri" w:eastAsia="Calibri"/>
+          <w:color w:val="000000"/>
+          <w:spacing w:val="0"/>
+          <w:position w:val="0"/>
+          <w:sz w:val="24"/>
+          <w:shd w:fill="auto" w:val="clear"/>
+        </w:rPr>
+      </w:pPr>
+    </w:p>
+    <w:p>
+      <w:pPr>
         <w:suppressAutoHyphens w:val="true"/>
         <w:spacing w:before="0" w:after="140" w:line="276"/>
         <w:ind w:right="0" w:left="0" w:firstLine="0"/>
@@ -2158,7 +2081,6 @@
     </w:p>
     <w:p>
       <w:pPr>
-        <w:widowControl w:val="false"/>
         <w:suppressAutoHyphens w:val="true"/>
         <w:spacing w:before="0" w:after="140" w:line="276"/>
         <w:ind w:right="0" w:left="0" w:firstLine="0"/>
@@ -2186,24 +2108,22 @@
     </w:p>
     <w:p>
       <w:pPr>
-        <w:widowControl w:val="false"/>
-        <w:suppressAutoHyphens w:val="true"/>
-        <w:spacing w:before="0" w:after="140" w:line="276"/>
-        <w:ind w:right="0" w:left="0" w:firstLine="0"/>
-        <w:jc w:val="left"/>
-        <w:rPr>
-          <w:rFonts w:ascii="Calibri" w:hAnsi="Calibri" w:cs="Calibri" w:eastAsia="Calibri"/>
-          <w:color w:val="000000"/>
-          <w:spacing w:val="0"/>
-          <w:position w:val="0"/>
-          <w:sz w:val="24"/>
-          <w:shd w:fill="auto" w:val="clear"/>
-        </w:rPr>
-      </w:pPr>
-    </w:p>
-    <w:p>
-      <w:pPr>
-        <w:widowControl w:val="false"/>
+        <w:suppressAutoHyphens w:val="true"/>
+        <w:spacing w:before="0" w:after="140" w:line="276"/>
+        <w:ind w:right="0" w:left="0" w:firstLine="0"/>
+        <w:jc w:val="left"/>
+        <w:rPr>
+          <w:rFonts w:ascii="Calibri" w:hAnsi="Calibri" w:cs="Calibri" w:eastAsia="Calibri"/>
+          <w:color w:val="000000"/>
+          <w:spacing w:val="0"/>
+          <w:position w:val="0"/>
+          <w:sz w:val="24"/>
+          <w:shd w:fill="auto" w:val="clear"/>
+        </w:rPr>
+      </w:pPr>
+    </w:p>
+    <w:p>
+      <w:pPr>
         <w:suppressAutoHyphens w:val="true"/>
         <w:spacing w:before="0" w:after="140" w:line="276"/>
         <w:ind w:right="0" w:left="0" w:firstLine="0"/>
@@ -2231,52 +2151,49 @@
     </w:p>
     <w:p>
       <w:pPr>
-        <w:widowControl w:val="false"/>
-        <w:suppressAutoHyphens w:val="true"/>
-        <w:spacing w:before="0" w:after="140" w:line="276"/>
-        <w:ind w:right="0" w:left="0" w:firstLine="0"/>
-        <w:jc w:val="left"/>
-        <w:rPr>
-          <w:rFonts w:ascii="Calibri" w:hAnsi="Calibri" w:cs="Calibri" w:eastAsia="Calibri"/>
-          <w:color w:val="000000"/>
-          <w:spacing w:val="0"/>
-          <w:position w:val="0"/>
-          <w:sz w:val="24"/>
-          <w:shd w:fill="auto" w:val="clear"/>
-        </w:rPr>
-      </w:pPr>
-      <w:r>
-        <w:rPr>
-          <w:rFonts w:ascii="Calibri" w:hAnsi="Calibri" w:cs="Calibri" w:eastAsia="Calibri"/>
-          <w:color w:val="000000"/>
-          <w:spacing w:val="0"/>
-          <w:position w:val="0"/>
-          <w:sz w:val="24"/>
-          <w:shd w:fill="auto" w:val="clear"/>
-        </w:rPr>
-        <w:t xml:space="preserve">Unterstützung für die Entwicklung durch das Kaufen dieser DLC.</w:t>
-      </w:r>
-    </w:p>
-    <w:p>
-      <w:pPr>
-        <w:widowControl w:val="false"/>
-        <w:suppressAutoHyphens w:val="true"/>
-        <w:spacing w:before="0" w:after="140" w:line="276"/>
-        <w:ind w:right="0" w:left="0" w:firstLine="0"/>
-        <w:jc w:val="left"/>
-        <w:rPr>
-          <w:rFonts w:ascii="Calibri" w:hAnsi="Calibri" w:cs="Calibri" w:eastAsia="Calibri"/>
-          <w:color w:val="000000"/>
-          <w:spacing w:val="0"/>
-          <w:position w:val="0"/>
-          <w:sz w:val="24"/>
-          <w:shd w:fill="auto" w:val="clear"/>
-        </w:rPr>
-      </w:pPr>
-    </w:p>
-    <w:p>
-      <w:pPr>
-        <w:widowControl w:val="false"/>
+        <w:suppressAutoHyphens w:val="true"/>
+        <w:spacing w:before="0" w:after="140" w:line="276"/>
+        <w:ind w:right="0" w:left="0" w:firstLine="0"/>
+        <w:jc w:val="left"/>
+        <w:rPr>
+          <w:rFonts w:ascii="Calibri" w:hAnsi="Calibri" w:cs="Calibri" w:eastAsia="Calibri"/>
+          <w:color w:val="000000"/>
+          <w:spacing w:val="0"/>
+          <w:position w:val="0"/>
+          <w:sz w:val="24"/>
+          <w:shd w:fill="auto" w:val="clear"/>
+        </w:rPr>
+      </w:pPr>
+      <w:r>
+        <w:rPr>
+          <w:rFonts w:ascii="Calibri" w:hAnsi="Calibri" w:cs="Calibri" w:eastAsia="Calibri"/>
+          <w:color w:val="000000"/>
+          <w:spacing w:val="0"/>
+          <w:position w:val="0"/>
+          <w:sz w:val="24"/>
+          <w:shd w:fill="auto" w:val="clear"/>
+        </w:rPr>
+        <w:t xml:space="preserve">Unterstütze die Entwickler durch das Kaufen dieser DLC.</w:t>
+      </w:r>
+    </w:p>
+    <w:p>
+      <w:pPr>
+        <w:suppressAutoHyphens w:val="true"/>
+        <w:spacing w:before="0" w:after="140" w:line="276"/>
+        <w:ind w:right="0" w:left="0" w:firstLine="0"/>
+        <w:jc w:val="left"/>
+        <w:rPr>
+          <w:rFonts w:ascii="Calibri" w:hAnsi="Calibri" w:cs="Calibri" w:eastAsia="Calibri"/>
+          <w:color w:val="000000"/>
+          <w:spacing w:val="0"/>
+          <w:position w:val="0"/>
+          <w:sz w:val="24"/>
+          <w:shd w:fill="auto" w:val="clear"/>
+        </w:rPr>
+      </w:pPr>
+    </w:p>
+    <w:p>
+      <w:pPr>
         <w:suppressAutoHyphens w:val="true"/>
         <w:spacing w:before="0" w:after="140" w:line="276"/>
         <w:ind w:right="0" w:left="0" w:firstLine="0"/>
@@ -2304,24 +2221,22 @@
     </w:p>
     <w:p>
       <w:pPr>
-        <w:widowControl w:val="false"/>
-        <w:suppressAutoHyphens w:val="true"/>
-        <w:spacing w:before="0" w:after="140" w:line="276"/>
-        <w:ind w:right="0" w:left="0" w:firstLine="0"/>
-        <w:jc w:val="left"/>
-        <w:rPr>
-          <w:rFonts w:ascii="Calibri" w:hAnsi="Calibri" w:cs="Calibri" w:eastAsia="Calibri"/>
-          <w:color w:val="000000"/>
-          <w:spacing w:val="0"/>
-          <w:position w:val="0"/>
-          <w:sz w:val="24"/>
-          <w:shd w:fill="auto" w:val="clear"/>
-        </w:rPr>
-      </w:pPr>
-    </w:p>
-    <w:p>
-      <w:pPr>
-        <w:widowControl w:val="false"/>
+        <w:suppressAutoHyphens w:val="true"/>
+        <w:spacing w:before="0" w:after="140" w:line="276"/>
+        <w:ind w:right="0" w:left="0" w:firstLine="0"/>
+        <w:jc w:val="left"/>
+        <w:rPr>
+          <w:rFonts w:ascii="Calibri" w:hAnsi="Calibri" w:cs="Calibri" w:eastAsia="Calibri"/>
+          <w:color w:val="000000"/>
+          <w:spacing w:val="0"/>
+          <w:position w:val="0"/>
+          <w:sz w:val="24"/>
+          <w:shd w:fill="auto" w:val="clear"/>
+        </w:rPr>
+      </w:pPr>
+    </w:p>
+    <w:p>
+      <w:pPr>
         <w:suppressAutoHyphens w:val="true"/>
         <w:spacing w:before="0" w:after="140" w:line="276"/>
         <w:ind w:right="0" w:left="0" w:firstLine="0"/>
@@ -2351,54 +2266,51 @@
     </w:p>
     <w:p>
       <w:pPr>
-        <w:widowControl w:val="false"/>
-        <w:suppressAutoHyphens w:val="true"/>
-        <w:spacing w:before="0" w:after="140" w:line="276"/>
-        <w:ind w:right="0" w:left="0" w:firstLine="0"/>
-        <w:jc w:val="left"/>
-        <w:rPr>
-          <w:rFonts w:ascii="Calibri" w:hAnsi="Calibri" w:cs="Calibri" w:eastAsia="Calibri"/>
-          <w:i/>
-          <w:color w:val="000000"/>
-          <w:spacing w:val="0"/>
-          <w:position w:val="0"/>
-          <w:sz w:val="24"/>
-          <w:shd w:fill="auto" w:val="clear"/>
-        </w:rPr>
-      </w:pPr>
-      <w:r>
-        <w:rPr>
-          <w:rFonts w:ascii="Calibri" w:hAnsi="Calibri" w:cs="Calibri" w:eastAsia="Calibri"/>
-          <w:i/>
-          <w:color w:val="000000"/>
-          <w:spacing w:val="0"/>
-          <w:position w:val="0"/>
-          <w:sz w:val="24"/>
-          <w:shd w:fill="auto" w:val="clear"/>
-        </w:rPr>
-        <w:t xml:space="preserve">Das Spiel enthält Themen und Bilder, die Spieler als unangenehm, ablehnend oder angsteinflösend empfinden könnten.</w:t>
-      </w:r>
-    </w:p>
-    <w:p>
-      <w:pPr>
-        <w:widowControl w:val="false"/>
-        <w:suppressAutoHyphens w:val="true"/>
-        <w:spacing w:before="0" w:after="140" w:line="276"/>
-        <w:ind w:right="0" w:left="0" w:firstLine="0"/>
-        <w:jc w:val="left"/>
-        <w:rPr>
-          <w:rFonts w:ascii="Calibri" w:hAnsi="Calibri" w:cs="Calibri" w:eastAsia="Calibri"/>
-          <w:color w:val="000000"/>
-          <w:spacing w:val="0"/>
-          <w:position w:val="0"/>
-          <w:sz w:val="24"/>
-          <w:shd w:fill="auto" w:val="clear"/>
-        </w:rPr>
-      </w:pPr>
-    </w:p>
-    <w:p>
-      <w:pPr>
-        <w:widowControl w:val="false"/>
+        <w:suppressAutoHyphens w:val="true"/>
+        <w:spacing w:before="0" w:after="140" w:line="276"/>
+        <w:ind w:right="0" w:left="0" w:firstLine="0"/>
+        <w:jc w:val="left"/>
+        <w:rPr>
+          <w:rFonts w:ascii="Calibri" w:hAnsi="Calibri" w:cs="Calibri" w:eastAsia="Calibri"/>
+          <w:i/>
+          <w:color w:val="000000"/>
+          <w:spacing w:val="0"/>
+          <w:position w:val="0"/>
+          <w:sz w:val="24"/>
+          <w:shd w:fill="auto" w:val="clear"/>
+        </w:rPr>
+      </w:pPr>
+      <w:r>
+        <w:rPr>
+          <w:rFonts w:ascii="Calibri" w:hAnsi="Calibri" w:cs="Calibri" w:eastAsia="Calibri"/>
+          <w:i/>
+          <w:color w:val="000000"/>
+          <w:spacing w:val="0"/>
+          <w:position w:val="0"/>
+          <w:sz w:val="24"/>
+          <w:shd w:fill="auto" w:val="clear"/>
+        </w:rPr>
+        <w:t xml:space="preserve">Diese DLC enthält Themen und Bilder, die Spieler als unangenehm, ablehnend oder angsteinflösend empfinden könnten.</w:t>
+      </w:r>
+    </w:p>
+    <w:p>
+      <w:pPr>
+        <w:suppressAutoHyphens w:val="true"/>
+        <w:spacing w:before="0" w:after="140" w:line="276"/>
+        <w:ind w:right="0" w:left="0" w:firstLine="0"/>
+        <w:jc w:val="left"/>
+        <w:rPr>
+          <w:rFonts w:ascii="Calibri" w:hAnsi="Calibri" w:cs="Calibri" w:eastAsia="Calibri"/>
+          <w:color w:val="000000"/>
+          <w:spacing w:val="0"/>
+          <w:position w:val="0"/>
+          <w:sz w:val="24"/>
+          <w:shd w:fill="auto" w:val="clear"/>
+        </w:rPr>
+      </w:pPr>
+    </w:p>
+    <w:p>
+      <w:pPr>
         <w:suppressAutoHyphens w:val="true"/>
         <w:spacing w:before="0" w:after="140" w:line="276"/>
         <w:ind w:right="0" w:left="0" w:firstLine="0"/>
@@ -2428,7 +2340,6 @@
     </w:p>
     <w:p>
       <w:pPr>
-        <w:widowControl w:val="false"/>
         <w:suppressAutoHyphens w:val="true"/>
         <w:spacing w:before="0" w:after="140" w:line="276"/>
         <w:ind w:right="0" w:left="0" w:firstLine="0"/>
